--- a/00-首页/题组Word/第一轮习题集/化学原理/方程式书写专项习题集-教师版.docx
+++ b/00-首页/题组Word/第一轮习题集/化学原理/方程式书写专项习题集-教师版.docx
@@ -34897,7 +34897,7 @@
         </w:rPr>
         <w:drawing>
           <wp:inline>
-            <wp:extent cx="3009900" cy="1879600"/>
+            <wp:extent cx="3009900" cy="1816100"/>
             <wp:effectExtent b="0" l="0" r="0" t="0"/>
             <wp:docPr descr="" title="" id="54" name="Picture"/>
             <a:graphic>
@@ -34918,7 +34918,7 @@
                   <pic:spPr bwMode="auto">
                     <a:xfrm>
                       <a:off x="0" y="0"/>
-                      <a:ext cx="3009900" cy="1879600"/>
+                      <a:ext cx="3009900" cy="1816100"/>
                     </a:xfrm>
                     <a:prstGeom prst="rect">
                       <a:avLst/>

--- a/00-首页/题组Word/第一轮习题集/化学原理/方程式书写专项习题集-教师版.docx
+++ b/00-首页/题组Word/第一轮习题集/化学原理/方程式书写专项习题集-教师版.docx
@@ -56,6 +56,14 @@
         <w:tblStyle w:val="Table"/>
         <w:tblW w:type="pct" w:w="5000"/>
         <w:tblLayout w:type="fixed"/>
+        <w:tblBorders>
+          <w:top w:val="single" w:sz="12" w:space="0" w:color="000000"/>
+          <w:left w:val="none" w:sz="0" w:space="0" w:color="auto"/>
+          <w:bottom w:val="single" w:sz="12" w:space="0" w:color="000000"/>
+          <w:right w:val="none" w:sz="0" w:space="0" w:color="auto"/>
+          <w:insideH w:val="none" w:sz="0" w:space="0" w:color="auto"/>
+          <w:insideV w:val="none" w:sz="0" w:space="0" w:color="auto"/>
+        </w:tblBorders>
         <w:tblLook w:firstRow="1" w:lastRow="0" w:firstColumn="0" w:lastColumn="0" w:noHBand="0" w:noVBand="0" w:val="0020"/>
       </w:tblPr>
       <w:tblGrid>
@@ -69,7 +77,11 @@
           <w:tblHeader w:val="on"/>
         </w:trPr>
         <w:tc>
-          <w:tcPr/>
+          <w:tcPr>
+            <w:tcBorders>
+              <w:bottom w:val="single" w:sz="8" w:space="0" w:color="000000"/>
+            </w:tcBorders>
+          </w:tcPr>
           <w:p>
             <w:pPr>
               <w:pStyle w:val="Compact"/>
@@ -85,7 +97,11 @@
           </w:p>
         </w:tc>
         <w:tc>
-          <w:tcPr/>
+          <w:tcPr>
+            <w:tcBorders>
+              <w:bottom w:val="single" w:sz="8" w:space="0" w:color="000000"/>
+            </w:tcBorders>
+          </w:tcPr>
           <w:p>
             <w:pPr>
               <w:pStyle w:val="Compact"/>
@@ -101,7 +117,11 @@
           </w:p>
         </w:tc>
         <w:tc>
-          <w:tcPr/>
+          <w:tcPr>
+            <w:tcBorders>
+              <w:bottom w:val="single" w:sz="8" w:space="0" w:color="000000"/>
+            </w:tcBorders>
+          </w:tcPr>
           <w:p>
             <w:pPr>
               <w:pStyle w:val="Compact"/>
@@ -117,7 +137,11 @@
           </w:p>
         </w:tc>
         <w:tc>
-          <w:tcPr/>
+          <w:tcPr>
+            <w:tcBorders>
+              <w:bottom w:val="single" w:sz="8" w:space="0" w:color="000000"/>
+            </w:tcBorders>
+          </w:tcPr>
           <w:p>
             <w:pPr>
               <w:pStyle w:val="Compact"/>
@@ -488,6 +512,14 @@
       <w:tblPr>
         <w:tblStyle w:val="Table"/>
         <w:tblW w:type="auto" w:w="0"/>
+        <w:tblBorders>
+          <w:top w:val="single" w:sz="12" w:space="0" w:color="000000"/>
+          <w:left w:val="none" w:sz="0" w:space="0" w:color="auto"/>
+          <w:bottom w:val="single" w:sz="12" w:space="0" w:color="000000"/>
+          <w:right w:val="none" w:sz="0" w:space="0" w:color="auto"/>
+          <w:insideH w:val="none" w:sz="0" w:space="0" w:color="auto"/>
+          <w:insideV w:val="none" w:sz="0" w:space="0" w:color="auto"/>
+        </w:tblBorders>
         <w:tblLook w:firstRow="1" w:lastRow="0" w:firstColumn="0" w:lastColumn="0" w:noHBand="0" w:noVBand="0" w:val="0020"/>
       </w:tblPr>
       <w:tblGrid>
@@ -500,7 +532,11 @@
           <w:tblHeader w:val="on"/>
         </w:trPr>
         <w:tc>
-          <w:tcPr/>
+          <w:tcPr>
+            <w:tcBorders>
+              <w:bottom w:val="single" w:sz="8" w:space="0" w:color="000000"/>
+            </w:tcBorders>
+          </w:tcPr>
           <w:p>
             <w:pPr>
               <w:pStyle w:val="Compact"/>
@@ -516,7 +552,11 @@
           </w:p>
         </w:tc>
         <w:tc>
-          <w:tcPr/>
+          <w:tcPr>
+            <w:tcBorders>
+              <w:bottom w:val="single" w:sz="8" w:space="0" w:color="000000"/>
+            </w:tcBorders>
+          </w:tcPr>
           <w:p>
             <w:pPr>
               <w:pStyle w:val="Compact"/>
@@ -532,7 +572,11 @@
           </w:p>
         </w:tc>
         <w:tc>
-          <w:tcPr/>
+          <w:tcPr>
+            <w:tcBorders>
+              <w:bottom w:val="single" w:sz="8" w:space="0" w:color="000000"/>
+            </w:tcBorders>
+          </w:tcPr>
           <w:p>
             <w:pPr>
               <w:pStyle w:val="Compact"/>
@@ -50611,7 +50655,7 @@
     <ns0:rPr>
       <ns0:rFonts ns0:ascii="Times New Roman" ns0:cs="Times New Roman" ns0:eastAsia="SimHei" ns0:hAnsi="Times New Roman"/>
       <ns0:b/>
-      <ns0:color ns0:val="17324D"/>
+      <ns0:color ns0:val="000000"/>
       <ns0:sz ns0:val="44"/>
       <ns0:szCs ns0:val="56"/>
     </ns0:rPr>
@@ -50753,7 +50797,7 @@
     <ns0:rPr>
       <ns0:rFonts ns0:ascii="Times New Roman" ns0:cs="Times New Roman" ns0:eastAsia="SimHei" ns0:hAnsi="Times New Roman"/>
       <ns0:b/>
-      <ns0:color ns0:val="17324D"/>
+      <ns0:color ns0:val="000000"/>
       <ns0:sz ns0:val="32"/>
       <ns0:szCs ns0:val="40"/>
     </ns0:rPr>
@@ -50777,7 +50821,7 @@
     <ns0:rPr>
       <ns0:rFonts ns0:ascii="Times New Roman" ns0:cs="Times New Roman" ns0:eastAsia="SimHei" ns0:hAnsi="Times New Roman"/>
       <ns0:b/>
-      <ns0:color ns0:val="17324D"/>
+      <ns0:color ns0:val="000000"/>
       <ns0:sz ns0:val="28"/>
       <ns0:szCs ns0:val="32"/>
     </ns0:rPr>
@@ -50801,7 +50845,7 @@
     <ns0:rPr>
       <ns0:rFonts ns0:ascii="Times New Roman" ns0:cs="Times New Roman" ns0:eastAsia="SimHei" ns0:hAnsi="Times New Roman"/>
       <ns0:b/>
-      <ns0:color ns0:val="17324D"/>
+      <ns0:color ns0:val="000000"/>
       <ns0:sz ns0:val="25"/>
       <ns0:szCs ns0:val="28"/>
     </ns0:rPr>
